--- a/RAC/12장/12장_실습문제_추가서술형_정답.docx
+++ b/RAC/12장/12장_실습문제_추가서술형_정답.docx
@@ -246,10 +246,45 @@
     <w:p>
       <w:r>
         <w:rPr>
+          <w:rFonts w:ascii="Consolas" w:hAnsi="Consolas" w:eastAsia="Consolas" w:cs="Consolas"/>
+          <w:sz w:val="20"/>
+        </w:rPr>
+        <w:t xml:space="preserve">*.</w:t>
+      </w:r>
+      <w:r>
+        <w:rPr>
           <w:rFonts w:ascii="맑은 고딕" w:hAnsi="맑은 고딕" w:eastAsia="맑은 고딕"/>
           <w:sz w:val="21"/>
         </w:rPr>
-        <w:t>`*.` 은 모든 인스턴스에 적용되는 값이고 `racdb1.` 처럼 인스턴스 이름이 붙으면 그 인스턴스에만 적용된다. 둘이 공존할 수 있으며 인스턴스별 값이 `*` 보다 우선한다.</w:t>
+        <w:t xml:space="preserve"> 은 모든 인스턴스에 적용되는 값이고 </w:t>
+      </w:r>
+      <w:r>
+        <w:rPr>
+          <w:rFonts w:ascii="Consolas" w:hAnsi="Consolas" w:eastAsia="Consolas" w:cs="Consolas"/>
+          <w:sz w:val="20"/>
+        </w:rPr>
+        <w:t xml:space="preserve">racdb1.</w:t>
+      </w:r>
+      <w:r>
+        <w:rPr>
+          <w:rFonts w:ascii="맑은 고딕" w:hAnsi="맑은 고딕" w:eastAsia="맑은 고딕"/>
+          <w:sz w:val="21"/>
+        </w:rPr>
+        <w:t xml:space="preserve"> 처럼 인스턴스 이름이 붙으면 그 인스턴스에만 적용된다. 둘이 공존할 수 있으며 인스턴스별 값이 </w:t>
+      </w:r>
+      <w:r>
+        <w:rPr>
+          <w:rFonts w:ascii="Consolas" w:hAnsi="Consolas" w:eastAsia="Consolas" w:cs="Consolas"/>
+          <w:sz w:val="20"/>
+        </w:rPr>
+        <w:t xml:space="preserve">*</w:t>
+      </w:r>
+      <w:r>
+        <w:rPr>
+          <w:rFonts w:ascii="맑은 고딕" w:hAnsi="맑은 고딕" w:eastAsia="맑은 고딕"/>
+          <w:sz w:val="21"/>
+        </w:rPr>
+        <w:t xml:space="preserve"> 보다 우선한다.</w:t>
       </w:r>
     </w:p>
     <w:p>
@@ -258,7 +293,35 @@
           <w:rFonts w:ascii="맑은 고딕" w:hAnsi="맑은 고딕" w:eastAsia="맑은 고딕"/>
           <w:sz w:val="21"/>
         </w:rPr>
-        <w:t>V$SPPARAMETER 의 SID 열이 이 구분을 보여 주고, pfile 로 내려받으면 `*.open_cursors=300` 과 `racdb1.thread=1` 같은 형태로 나타난다.</w:t>
+        <w:t xml:space="preserve">V$SPPARAMETER 의 SID 열이 이 구분을 보여 주고, pfile 로 내려받으면 </w:t>
+      </w:r>
+      <w:r>
+        <w:rPr>
+          <w:rFonts w:ascii="Consolas" w:hAnsi="Consolas" w:eastAsia="Consolas" w:cs="Consolas"/>
+          <w:sz w:val="20"/>
+        </w:rPr>
+        <w:t xml:space="preserve">*.open_cursors=300</w:t>
+      </w:r>
+      <w:r>
+        <w:rPr>
+          <w:rFonts w:ascii="맑은 고딕" w:hAnsi="맑은 고딕" w:eastAsia="맑은 고딕"/>
+          <w:sz w:val="21"/>
+        </w:rPr>
+        <w:t xml:space="preserve"> 과 </w:t>
+      </w:r>
+      <w:r>
+        <w:rPr>
+          <w:rFonts w:ascii="Consolas" w:hAnsi="Consolas" w:eastAsia="Consolas" w:cs="Consolas"/>
+          <w:sz w:val="20"/>
+        </w:rPr>
+        <w:t xml:space="preserve">racdb1.thread=1</w:t>
+      </w:r>
+      <w:r>
+        <w:rPr>
+          <w:rFonts w:ascii="맑은 고딕" w:hAnsi="맑은 고딕" w:eastAsia="맑은 고딕"/>
+          <w:sz w:val="21"/>
+        </w:rPr>
+        <w:t xml:space="preserve"> 같은 형태로 나타난다.</w:t>
       </w:r>
     </w:p>
     <w:p>
@@ -267,7 +330,21 @@
           <w:rFonts w:ascii="맑은 고딕" w:hAnsi="맑은 고딕" w:eastAsia="맑은 고딕"/>
           <w:sz w:val="21"/>
         </w:rPr>
-        <w:t>이 랩의 기준선은 `*` 24 개, racdb1 3 개, racdb2 3 개로 전체 30 항목이다. 확인은 select sid, count(*) from v$spparameter where isspecified='TRUE' group by sid 한 줄이면 된다.</w:t>
+        <w:t xml:space="preserve">이 랩의 기준선은 </w:t>
+      </w:r>
+      <w:r>
+        <w:rPr>
+          <w:rFonts w:ascii="Consolas" w:hAnsi="Consolas" w:eastAsia="Consolas" w:cs="Consolas"/>
+          <w:sz w:val="20"/>
+        </w:rPr>
+        <w:t xml:space="preserve">*</w:t>
+      </w:r>
+      <w:r>
+        <w:rPr>
+          <w:rFonts w:ascii="맑은 고딕" w:hAnsi="맑은 고딕" w:eastAsia="맑은 고딕"/>
+          <w:sz w:val="21"/>
+        </w:rPr>
+        <w:t xml:space="preserve"> 24 개, racdb1 3 개, racdb2 3 개로 전체 30 항목이다. 확인은 select sid, count(*) from v$spparameter where isspecified='TRUE' group by sid 한 줄이면 된다.</w:t>
       </w:r>
     </w:p>
     <w:p>
@@ -725,7 +802,21 @@
           <w:rFonts w:ascii="맑은 고딕" w:hAnsi="맑은 고딕" w:eastAsia="맑은 고딕"/>
           <w:sz w:val="21"/>
         </w:rPr>
-        <w:t>문제는 인스턴스별 항목이 SPFILE 에 그대로 남는다는 점이다. 값은 `*` 과 같아졌으므로 지금 당장은 아무 증상이 없지만 구조가 어긋난 상태다.</w:t>
+        <w:t xml:space="preserve">문제는 인스턴스별 항목이 SPFILE 에 그대로 남는다는 점이다. 값은 </w:t>
+      </w:r>
+      <w:r>
+        <w:rPr>
+          <w:rFonts w:ascii="Consolas" w:hAnsi="Consolas" w:eastAsia="Consolas" w:cs="Consolas"/>
+          <w:sz w:val="20"/>
+        </w:rPr>
+        <w:t xml:space="preserve">*</w:t>
+      </w:r>
+      <w:r>
+        <w:rPr>
+          <w:rFonts w:ascii="맑은 고딕" w:hAnsi="맑은 고딕" w:eastAsia="맑은 고딕"/>
+          <w:sz w:val="21"/>
+        </w:rPr>
+        <w:t xml:space="preserve"> 과 같아졌으므로 지금 당장은 아무 증상이 없지만 구조가 어긋난 상태다.</w:t>
       </w:r>
     </w:p>
     <w:p>
@@ -734,7 +825,35 @@
           <w:rFonts w:ascii="맑은 고딕" w:hAnsi="맑은 고딕" w:eastAsia="맑은 고딕"/>
           <w:sz w:val="21"/>
         </w:rPr>
-        <w:t>이후에 누군가 `*` 값을 바꾸면 그 인스턴스만 옛 값을 유지한다. 인스턴스별 값이 `*` 보다 우선하기 때문이다. 변경이 한쪽에만 반영되지 않는 현상으로 나타나고, 원인을 찾기가 매우 어렵다.</w:t>
+        <w:t xml:space="preserve">이후에 누군가 </w:t>
+      </w:r>
+      <w:r>
+        <w:rPr>
+          <w:rFonts w:ascii="Consolas" w:hAnsi="Consolas" w:eastAsia="Consolas" w:cs="Consolas"/>
+          <w:sz w:val="20"/>
+        </w:rPr>
+        <w:t xml:space="preserve">*</w:t>
+      </w:r>
+      <w:r>
+        <w:rPr>
+          <w:rFonts w:ascii="맑은 고딕" w:hAnsi="맑은 고딕" w:eastAsia="맑은 고딕"/>
+          <w:sz w:val="21"/>
+        </w:rPr>
+        <w:t xml:space="preserve"> 값을 바꾸면 그 인스턴스만 옛 값을 유지한다. 인스턴스별 값이 </w:t>
+      </w:r>
+      <w:r>
+        <w:rPr>
+          <w:rFonts w:ascii="Consolas" w:hAnsi="Consolas" w:eastAsia="Consolas" w:cs="Consolas"/>
+          <w:sz w:val="20"/>
+        </w:rPr>
+        <w:t xml:space="preserve">*</w:t>
+      </w:r>
+      <w:r>
+        <w:rPr>
+          <w:rFonts w:ascii="맑은 고딕" w:hAnsi="맑은 고딕" w:eastAsia="맑은 고딕"/>
+          <w:sz w:val="21"/>
+        </w:rPr>
+        <w:t xml:space="preserve"> 보다 우선하기 때문이다. 변경이 한쪽에만 반영되지 않는 현상으로 나타나고, 원인을 찾기가 매우 어렵다.</w:t>
       </w:r>
     </w:p>
     <w:p>
@@ -752,7 +871,21 @@
           <w:rFonts w:ascii="맑은 고딕" w:hAnsi="맑은 고딕" w:eastAsia="맑은 고딕"/>
           <w:sz w:val="21"/>
         </w:rPr>
-        <w:t>올바른 방법은 ALTER SYSTEM RESET &lt;파라미터&gt; sid='&lt;인스턴스&gt;' scope=spfile 이다. RESET 은 값을 되돌리는 것이 아니라 항목 자체를 SPFILE 에서 지운다. 그러면 상위인 `*` 값이 다시 적용되고 항목 수도 기준선으로 돌아온다.</w:t>
+        <w:t xml:space="preserve">올바른 방법은 ALTER SYSTEM RESET &lt;파라미터&gt; sid='&lt;인스턴스&gt;' scope=spfile 이다. RESET 은 값을 되돌리는 것이 아니라 항목 자체를 SPFILE 에서 지운다. 그러면 상위인 </w:t>
+      </w:r>
+      <w:r>
+        <w:rPr>
+          <w:rFonts w:ascii="Consolas" w:hAnsi="Consolas" w:eastAsia="Consolas" w:cs="Consolas"/>
+          <w:sz w:val="20"/>
+        </w:rPr>
+        <w:t xml:space="preserve">*</w:t>
+      </w:r>
+      <w:r>
+        <w:rPr>
+          <w:rFonts w:ascii="맑은 고딕" w:hAnsi="맑은 고딕" w:eastAsia="맑은 고딕"/>
+          <w:sz w:val="21"/>
+        </w:rPr>
+        <w:t xml:space="preserve"> 값이 다시 적용되고 항목 수도 기준선으로 돌아온다.</w:t>
       </w:r>
     </w:p>
     <w:p>
@@ -770,7 +903,21 @@
           <w:rFonts w:ascii="맑은 고딕" w:hAnsi="맑은 고딕" w:eastAsia="맑은 고딕"/>
           <w:sz w:val="21"/>
         </w:rPr>
-        <w:t>채점 포인트: 항목이 남는다는 것을 문제로 지목했는가, 이후 `*` 변경이 반영되지 않는다는 결과를 도출했는가, RESET 의 동작을 정확히 설명했는가, 항목 수 확인을 검증으로 제시했는가.</w:t>
+        <w:t xml:space="preserve">채점 포인트: 항목이 남는다는 것을 문제로 지목했는가, 이후 </w:t>
+      </w:r>
+      <w:r>
+        <w:rPr>
+          <w:rFonts w:ascii="Consolas" w:hAnsi="Consolas" w:eastAsia="Consolas" w:cs="Consolas"/>
+          <w:sz w:val="20"/>
+        </w:rPr>
+        <w:t xml:space="preserve">*</w:t>
+      </w:r>
+      <w:r>
+        <w:rPr>
+          <w:rFonts w:ascii="맑은 고딕" w:hAnsi="맑은 고딕" w:eastAsia="맑은 고딕"/>
+          <w:sz w:val="21"/>
+        </w:rPr>
+        <w:t xml:space="preserve"> 변경이 반영되지 않는다는 결과를 도출했는가, RESET 의 동작을 정확히 설명했는가, 항목 수 확인을 검증으로 제시했는가.</w:t>
       </w:r>
     </w:p>
     <w:p>
@@ -1246,7 +1393,21 @@
           <w:rFonts w:ascii="맑은 고딕" w:hAnsi="맑은 고딕" w:eastAsia="맑은 고딕"/>
           <w:sz w:val="21"/>
         </w:rPr>
-        <w:t>하나. SPFILE 항목 수를 본다. select sid, count(*) from v$spparameter where isspecified='TRUE' group by sid 가 `*` 24, racdb1 3, racdb2 3 이어야 한다.</w:t>
+        <w:t xml:space="preserve">하나. SPFILE 항목 수를 본다. select sid, count(*) from v$spparameter where isspecified='TRUE' group by sid 가 </w:t>
+      </w:r>
+      <w:r>
+        <w:rPr>
+          <w:rFonts w:ascii="Consolas" w:hAnsi="Consolas" w:eastAsia="Consolas" w:cs="Consolas"/>
+          <w:sz w:val="20"/>
+        </w:rPr>
+        <w:t xml:space="preserve">*</w:t>
+      </w:r>
+      <w:r>
+        <w:rPr>
+          <w:rFonts w:ascii="맑은 고딕" w:hAnsi="맑은 고딕" w:eastAsia="맑은 고딕"/>
+          <w:sz w:val="21"/>
+        </w:rPr>
+        <w:t xml:space="preserve"> 24, racdb1 3, racdb2 3 이어야 한다.</w:t>
       </w:r>
     </w:p>
     <w:p>
